--- a/docs/supplementary/Supplementary_Table_S3_power_analysis.docx
+++ b/docs/supplementary/Supplementary_Table_S3_power_analysis.docx
@@ -9,7 +9,7 @@
           <w:b/>
           <w:sz w:val="21"/>
         </w:rPr>
-        <w:t>Supplementary Table S3. Pre-registered power analysis: distribution of 0.80 audit-rule verdicts as a function of true coverage (50,000 simulations per cell)</w:t>
+        <w:t>Supplementary Table S3. Power analysis: distribution of 0.80 audit-rule verdicts as a function of true coverage (50,000 simulations per cell)</w:t>
       </w:r>
     </w:p>
     <w:p>
@@ -18,7 +18,7 @@
           <w:rFonts w:ascii="Times New Roman" w:hAnsi="Times New Roman"/>
           <w:sz w:val="18"/>
         </w:rPr>
-        <w:t>Panel A. Planned sample-size scenarios from the pre-registration</w:t>
+        <w:t>Panel A. Planned sample-size scenarios</w:t>
       </w:r>
     </w:p>
     <w:tbl>
@@ -57,14 +57,15 @@
             <w:tcW w:type="dxa" w:w="1440"/>
           </w:tcPr>
           <w:p>
-            <w:r/>
+            <w:r>
+              <w:t>Target-cohort n</w:t>
+            </w:r>
             <w:r>
               <w:rPr>
                 <w:rFonts w:ascii="Times New Roman" w:hAnsi="Times New Roman"/>
                 <w:b/>
                 <w:sz w:val="17"/>
               </w:rPr>
-              <w:t>Calibration n</w:t>
             </w:r>
           </w:p>
         </w:tc>
@@ -1612,7 +1613,7 @@
           <w:rFonts w:ascii="Times New Roman" w:hAnsi="Times New Roman"/>
           <w:sz w:val="18"/>
         </w:rPr>
-        <w:t>Panel B. Frozen-cohort sample sizes (as in manuscript Table 1)</w:t>
+        <w:t>Panel B. Realized sample sizes (as in manuscript Table 1)</w:t>
       </w:r>
     </w:p>
     <w:tbl>
@@ -1651,14 +1652,15 @@
             <w:tcW w:type="dxa" w:w="1440"/>
           </w:tcPr>
           <w:p>
-            <w:r/>
+            <w:r>
+              <w:t>Target-cohort n</w:t>
+            </w:r>
             <w:r>
               <w:rPr>
                 <w:rFonts w:ascii="Times New Roman" w:hAnsi="Times New Roman"/>
                 <w:b/>
                 <w:sz w:val="17"/>
               </w:rPr>
-              <w:t>Calibration n</w:t>
             </w:r>
           </w:p>
         </w:tc>
@@ -3206,7 +3208,7 @@
           <w:rFonts w:ascii="Times New Roman" w:hAnsi="Times New Roman"/>
           <w:sz w:val="18"/>
         </w:rPr>
-        <w:t>Notes. (1) Each cell gives, over 50,000 simulations, the probability of each verdict under the 0.80 operational audit rule (Compatible: 95% CI lower bound ≥ 0.80; Incompatible: upper bound &lt; 0.90; otherwise Undetermined).</w:t>
+        <w:t>Notes. (1) Each cell gives, over 50,000 simulations, the probability of each verdict under the 0.80 audit rule (Compatible: 95% CI lower bound ≥ 0.80; Incompatible: upper bound &lt; 0.90; otherwise Undetermined).</w:t>
       </w:r>
     </w:p>
     <w:p>
@@ -3215,7 +3217,7 @@
           <w:rFonts w:ascii="Times New Roman" w:hAnsi="Times New Roman"/>
           <w:sz w:val="18"/>
         </w:rPr>
-        <w:t>(2) The first three directions are the confirmatory directions; MIT→TyPD (is_primary = no) is shown for reference only.</w:t>
+        <w:t>(2) The first three directions are the confirmatory directions; MIT→TyPD is a non-confirmatory direction, shown for reference only.</w:t>
       </w:r>
     </w:p>
     <w:p>
@@ -3224,7 +3226,7 @@
           <w:rFonts w:ascii="Times New Roman" w:hAnsi="Times New Roman"/>
           <w:sz w:val="18"/>
         </w:rPr>
-        <w:t>(3) Panel B uses the frozen cohorts: at true coverage 0.70, all three confirmatory directions are labelled Incompatible with probability close to 1.00; at true coverage 0.90, MIT→Tappy and clinical-pool→self-report are labelled Compatible with probability ≥ 0.96.</w:t>
+        <w:t>(3) Panel B uses the realized cohorts: at true coverage 0.70, all three confirmatory directions are classified as Incompatible with probability close to 1.00; at true coverage 0.90, MIT→Tappy and clinical-pool→self-report are classified as Compatible with probability ≥ 0.96.</w:t>
       </w:r>
     </w:p>
     <w:sectPr>
